--- a/課題/A2_力と変形を計算し比較する_学生用.docx
+++ b/課題/A2_力と変形を計算し比較する_学生用.docx
@@ -22,7 +22,9 @@
           <w:b/>
           <w:sz w:val="28"/>
         </w:rPr>
-        <w:t>課題2　力と変形を計算し比較する</w:t>
+        <w:t>課題A2 専用回答フォーム</w:t>
+        <w:br/>
+        <w:t>力と変形を計算し比較する</w:t>
       </w:r>
     </w:p>
     <w:p>
@@ -31,7 +33,11 @@
           <w:b w:val="0"/>
           <w:sz w:val="18"/>
         </w:rPr>
-        <w:t>第6回終了後　対象 第5回から第6回 強度 剛性 異方性 節とばらつき　作業目安 90～120分</w:t>
+        <w:t>科目コード 05242020</w:t>
+        <w:br/>
+        <w:t>第6回終了後　対象 第5回から第6回 強度 剛性 異方性 節とばらつき</w:t>
+        <w:br/>
+        <w:t>作業目安 90～120分　2026年10月31日版</w:t>
       </w:r>
     </w:p>
     <w:p>
@@ -39,7 +45,7 @@
         <w:rPr>
           <w:b w:val="0"/>
         </w:rPr>
-        <w:t xml:space="preserve">学籍番号　　　　　　　　　氏名　　　　　　　　　提出日　　　　　　　　</w:t>
+        <w:t>学籍番号［入力］　氏名［入力］　提出日［入力］</w:t>
       </w:r>
     </w:p>
     <w:p>
@@ -56,7 +62,7 @@
           <w:b w:val="0"/>
           <w:sz w:val="18"/>
         </w:rPr>
-        <w:t>資料参照可。各欄5点、合計100点。基本70点・発展30点。基本欄12個の十分な達成で60点です。計算は途中式と単位、調べ学習は出典と該当箇所を残してください。文章量より要点を評価します。</w:t>
+        <w:t>各欄5点、20欄で100点。基本14欄70点・発展6欄30点です。基本欄12個を十分に満たすと60点です。資料参照可。計算は式・代入・結果の単位を残し、文章は要点と根拠で評価します。</w:t>
       </w:r>
     </w:p>
     <w:p>
@@ -65,12 +71,37 @@
           <w:b w:val="0"/>
           <w:sz w:val="18"/>
         </w:rPr>
-        <w:t>回答IDを残し「回答を入力」を置き換えます。字数は目安、回答欄は自由に広げられます。図にも結論の文章を添えます。生成AI等の利用は授業の指示に従います。</w:t>
+        <w:t>設問と回答IDを残し、「回答を入力」を自分の回答に置き換えます。欄は広げて構いません。図・手書き式を使う場合も、結論・単位・説明を本文に入力してください。生成AI等の利用は授業の指示に従います。</w:t>
+      </w:r>
+    </w:p>
+    <w:p>
+      <w:pPr/>
+      <w:r>
+        <w:t>提出形式 PDF 1ファイル　ファイル名 05242020_A2_学籍番号.pdf</w:t>
+      </w:r>
+    </w:p>
+    <w:p>
+      <w:pPr/>
+      <w:r>
+        <w:t>例 05242020_A2_12345678.pdf。先頭の学籍番号とファイル名を一致させます。</w:t>
+      </w:r>
+    </w:p>
+    <w:p>
+      <w:pPr/>
+      <w:r>
+        <w:t>この専用フォームで作成し、PDFとして保存・エクスポートします。PDFを開いて回答IDを検索でき、数式・図・改ページに欠落がないことを確認してから、Teamsの該当課題へ提出してください。</w:t>
+      </w:r>
+    </w:p>
+    <w:p>
+      <w:pPr/>
+      <w:r>
+        <w:t>提出期限等はTeamsの課題案内を確認してください。作成方法と評価基準は、課題フォルダーの「レポートの作成と提出方法」「評価基準」で確認できます。</w:t>
       </w:r>
     </w:p>
     <w:p>
       <w:pPr>
         <w:pStyle w:val="Heading2"/>
+        <w:pageBreakBefore/>
       </w:pPr>
       <w:r>
         <w:t>問1　単位と物性値　20点</w:t>
@@ -86,6 +117,7 @@
     </w:p>
     <w:p>
       <w:pPr>
+        <w:keepNext/>
         <w:spacing w:after="60"/>
       </w:pPr>
       <w:r>
@@ -98,7 +130,8 @@
     </w:p>
     <w:p>
       <w:pPr>
-        <w:spacing w:after="140"/>
+        <w:keepNext w:val="0"/>
+        <w:spacing w:after="300"/>
         <w:ind w:left="144"/>
       </w:pPr>
       <w:r>
@@ -111,6 +144,7 @@
     </w:p>
     <w:p>
       <w:pPr>
+        <w:keepNext/>
         <w:spacing w:after="60"/>
       </w:pPr>
       <w:r>
@@ -123,7 +157,8 @@
     </w:p>
     <w:p>
       <w:pPr>
-        <w:spacing w:after="140"/>
+        <w:keepNext w:val="0"/>
+        <w:spacing w:after="300"/>
         <w:ind w:left="144"/>
       </w:pPr>
       <w:r>
@@ -136,6 +171,7 @@
     </w:p>
     <w:p>
       <w:pPr>
+        <w:keepNext/>
         <w:spacing w:after="60"/>
       </w:pPr>
       <w:r>
@@ -148,7 +184,8 @@
     </w:p>
     <w:p>
       <w:pPr>
-        <w:spacing w:after="140"/>
+        <w:keepNext w:val="0"/>
+        <w:spacing w:after="300"/>
         <w:ind w:left="144"/>
       </w:pPr>
       <w:r>
@@ -161,6 +198,7 @@
     </w:p>
     <w:p>
       <w:pPr>
+        <w:keepNext/>
         <w:spacing w:after="60"/>
       </w:pPr>
       <w:r>
@@ -173,7 +211,8 @@
     </w:p>
     <w:p>
       <w:pPr>
-        <w:spacing w:after="140"/>
+        <w:keepNext w:val="0"/>
+        <w:spacing w:after="300"/>
         <w:ind w:left="144"/>
       </w:pPr>
       <w:r>
@@ -192,6 +231,7 @@
     <w:p>
       <w:pPr>
         <w:pStyle w:val="Heading2"/>
+        <w:pageBreakBefore/>
       </w:pPr>
       <w:r>
         <w:t>問2　同じ形の棒の曲げ　20点</w:t>
@@ -341,6 +381,7 @@
     </w:p>
     <w:p>
       <w:pPr>
+        <w:keepNext/>
         <w:spacing w:after="60"/>
       </w:pPr>
       <w:r>
@@ -353,7 +394,8 @@
     </w:p>
     <w:p>
       <w:pPr>
-        <w:spacing w:after="140"/>
+        <w:keepNext w:val="0"/>
+        <w:spacing w:after="300"/>
         <w:ind w:left="144"/>
       </w:pPr>
       <w:r>
@@ -366,6 +408,7 @@
     </w:p>
     <w:p>
       <w:pPr>
+        <w:keepNext/>
         <w:spacing w:after="60"/>
       </w:pPr>
       <w:r>
@@ -378,7 +421,8 @@
     </w:p>
     <w:p>
       <w:pPr>
-        <w:spacing w:after="140"/>
+        <w:keepNext w:val="0"/>
+        <w:spacing w:after="300"/>
         <w:ind w:left="144"/>
       </w:pPr>
       <w:r>
@@ -391,6 +435,7 @@
     </w:p>
     <w:p>
       <w:pPr>
+        <w:keepNext/>
         <w:spacing w:after="60"/>
       </w:pPr>
       <w:r>
@@ -403,7 +448,8 @@
     </w:p>
     <w:p>
       <w:pPr>
-        <w:spacing w:after="140"/>
+        <w:keepNext w:val="0"/>
+        <w:spacing w:after="300"/>
         <w:ind w:left="144"/>
       </w:pPr>
       <w:r>
@@ -416,6 +462,7 @@
     </w:p>
     <w:p>
       <w:pPr>
+        <w:keepNext/>
         <w:spacing w:after="60"/>
       </w:pPr>
       <w:r>
@@ -428,7 +475,8 @@
     </w:p>
     <w:p>
       <w:pPr>
-        <w:spacing w:after="140"/>
+        <w:keepNext w:val="0"/>
+        <w:spacing w:after="300"/>
         <w:ind w:left="144"/>
       </w:pPr>
       <w:r>
@@ -442,6 +490,7 @@
     <w:p>
       <w:pPr>
         <w:pStyle w:val="Heading2"/>
+        <w:pageBreakBefore/>
       </w:pPr>
       <w:r>
         <w:t>問3　文字式から寸法の効果を導く　20点</w:t>
@@ -457,6 +506,7 @@
     </w:p>
     <w:p>
       <w:pPr>
+        <w:keepNext/>
         <w:spacing w:after="60"/>
       </w:pPr>
       <w:r>
@@ -469,7 +519,8 @@
     </w:p>
     <w:p>
       <w:pPr>
-        <w:spacing w:after="140"/>
+        <w:keepNext w:val="0"/>
+        <w:spacing w:after="300"/>
         <w:ind w:left="144"/>
       </w:pPr>
       <w:r>
@@ -482,6 +533,7 @@
     </w:p>
     <w:p>
       <w:pPr>
+        <w:keepNext/>
         <w:spacing w:after="60"/>
       </w:pPr>
       <w:r>
@@ -494,7 +546,8 @@
     </w:p>
     <w:p>
       <w:pPr>
-        <w:spacing w:after="140"/>
+        <w:keepNext w:val="0"/>
+        <w:spacing w:after="300"/>
         <w:ind w:left="144"/>
       </w:pPr>
       <w:r>
@@ -507,6 +560,7 @@
     </w:p>
     <w:p>
       <w:pPr>
+        <w:keepNext/>
         <w:spacing w:after="60"/>
       </w:pPr>
       <w:r>
@@ -519,7 +573,8 @@
     </w:p>
     <w:p>
       <w:pPr>
-        <w:spacing w:after="140"/>
+        <w:keepNext w:val="0"/>
+        <w:spacing w:after="300"/>
         <w:ind w:left="144"/>
       </w:pPr>
       <w:r>
@@ -532,6 +587,7 @@
     </w:p>
     <w:p>
       <w:pPr>
+        <w:keepNext/>
         <w:spacing w:after="60"/>
       </w:pPr>
       <w:r>
@@ -544,7 +600,8 @@
     </w:p>
     <w:p>
       <w:pPr>
-        <w:spacing w:after="140"/>
+        <w:keepNext w:val="0"/>
+        <w:spacing w:after="300"/>
         <w:ind w:left="144"/>
       </w:pPr>
       <w:r>
@@ -563,6 +620,7 @@
     <w:p>
       <w:pPr>
         <w:pStyle w:val="Heading2"/>
+        <w:pageBreakBefore/>
       </w:pPr>
       <w:r>
         <w:t>問4　実際の物性表を読む　20点</w:t>
@@ -911,6 +969,7 @@
     </w:p>
     <w:p>
       <w:pPr>
+        <w:keepNext/>
         <w:spacing w:after="60"/>
       </w:pPr>
       <w:r>
@@ -923,7 +982,8 @@
     </w:p>
     <w:p>
       <w:pPr>
-        <w:spacing w:after="140"/>
+        <w:keepNext w:val="0"/>
+        <w:spacing w:after="300"/>
         <w:ind w:left="144"/>
       </w:pPr>
       <w:r>
@@ -936,6 +996,7 @@
     </w:p>
     <w:p>
       <w:pPr>
+        <w:keepNext/>
         <w:spacing w:after="60"/>
       </w:pPr>
       <w:r>
@@ -948,7 +1009,8 @@
     </w:p>
     <w:p>
       <w:pPr>
-        <w:spacing w:after="140"/>
+        <w:keepNext w:val="0"/>
+        <w:spacing w:after="300"/>
         <w:ind w:left="144"/>
       </w:pPr>
       <w:r>
@@ -961,6 +1023,7 @@
     </w:p>
     <w:p>
       <w:pPr>
+        <w:keepNext/>
         <w:spacing w:after="60"/>
       </w:pPr>
       <w:r>
@@ -973,7 +1036,8 @@
     </w:p>
     <w:p>
       <w:pPr>
-        <w:spacing w:after="140"/>
+        <w:keepNext w:val="0"/>
+        <w:spacing w:after="300"/>
         <w:ind w:left="144"/>
       </w:pPr>
       <w:r>
@@ -986,6 +1050,7 @@
     </w:p>
     <w:p>
       <w:pPr>
+        <w:keepNext/>
         <w:spacing w:after="60"/>
       </w:pPr>
       <w:r>
@@ -998,7 +1063,8 @@
     </w:p>
     <w:p>
       <w:pPr>
-        <w:spacing w:after="140"/>
+        <w:keepNext w:val="0"/>
+        <w:spacing w:after="300"/>
         <w:ind w:left="144"/>
       </w:pPr>
       <w:r>
@@ -1017,6 +1083,7 @@
     <w:p>
       <w:pPr>
         <w:pStyle w:val="Heading2"/>
+        <w:pageBreakBefore/>
       </w:pPr>
       <w:r>
         <w:t>問5　中学校での比較実験を設計する　20点</w:t>
@@ -1032,6 +1099,7 @@
     </w:p>
     <w:p>
       <w:pPr>
+        <w:keepNext/>
         <w:spacing w:after="60"/>
       </w:pPr>
       <w:r>
@@ -1044,7 +1112,8 @@
     </w:p>
     <w:p>
       <w:pPr>
-        <w:spacing w:after="140"/>
+        <w:keepNext w:val="0"/>
+        <w:spacing w:after="300"/>
         <w:ind w:left="144"/>
       </w:pPr>
       <w:r>
@@ -1057,6 +1126,7 @@
     </w:p>
     <w:p>
       <w:pPr>
+        <w:keepNext/>
         <w:spacing w:after="60"/>
       </w:pPr>
       <w:r>
@@ -1069,7 +1139,8 @@
     </w:p>
     <w:p>
       <w:pPr>
-        <w:spacing w:after="140"/>
+        <w:keepNext w:val="0"/>
+        <w:spacing w:after="300"/>
         <w:ind w:left="144"/>
       </w:pPr>
       <w:r>
@@ -1082,6 +1153,7 @@
     </w:p>
     <w:p>
       <w:pPr>
+        <w:keepNext/>
         <w:spacing w:after="60"/>
       </w:pPr>
       <w:r>
@@ -1089,12 +1161,13 @@
           <w:b/>
           <w:sz w:val="20"/>
         </w:rPr>
-        <w:t>A2-Q5-c　発展 5点　試料差と測定の不確かさに対応する工夫を二つ書く。</w:t>
+        <w:t>A2-Q5-c　発展 5点　試料差への対応を一つ、測定の不確かさへの対応または弾性範囲を保つ工夫を一つ、具体的に書く。</w:t>
       </w:r>
     </w:p>
     <w:p>
       <w:pPr>
-        <w:spacing w:after="140"/>
+        <w:keepNext w:val="0"/>
+        <w:spacing w:after="300"/>
         <w:ind w:left="144"/>
       </w:pPr>
       <w:r>
@@ -1107,6 +1180,7 @@
     </w:p>
     <w:p>
       <w:pPr>
+        <w:keepNext/>
         <w:spacing w:after="60"/>
       </w:pPr>
       <w:r>
@@ -1119,7 +1193,8 @@
     </w:p>
     <w:p>
       <w:pPr>
-        <w:spacing w:after="140"/>
+        <w:keepNext w:val="0"/>
+        <w:spacing w:after="300"/>
         <w:ind w:left="144"/>
       </w:pPr>
       <w:r>
@@ -1213,10 +1288,10 @@
       <w:rPr>
         <w:sz w:val="18"/>
       </w:rPr>
-      <w:fldChar w:fldCharType="begin"/>
-      <w:instrText>PAGE</w:instrText>
-      <w:fldChar w:fldCharType="end"/>
+      <w:t xml:space="preserve">木材及び木質材料学　A2　2026年10月31日版　</w:t>
     </w:r>
+    <w:r/>
+    <w:fldSimple w:instr="PAGE"/>
   </w:p>
 </w:ftr>
 </file>
